--- a/courseware/LP-Human-AI Workforce with Autonomous AI Agents.docx
+++ b/courseware/LP-Human-AI Workforce with Autonomous AI Agents.docx
@@ -179,7 +179,7 @@
           <w:color w:val="1F6FEB"/>
           <w:sz w:val="24"/>
         </w:rPr>
-        <w:t>Version 1.1</w:t>
+        <w:t>Version 1.2</w:t>
       </w:r>
     </w:p>
     <w:p>
@@ -381,6 +381,64 @@
                 <w:sz w:val="19"/>
               </w:rPr>
               <w:t>Revised to a 2-day plan (Day 1: Topics 1 &amp; 2; Day 2: Topic 3 &amp; final assessment). Hermes expanded to 14 labs, OpenClaw to 12, Paperclip to 8 (34 labs total). Learning outcomes aligned to the Course Proposal / TSC; per-lab reference videos added.</w:t>
+            </w:r>
+          </w:p>
+        </w:tc>
+        <w:tc>
+          <w:tcPr>
+            <w:tcW w:type="dxa" w:w="2160"/>
+          </w:tcPr>
+          <w:p>
+            <w:r/>
+            <w:r>
+              <w:rPr>
+                <w:sz w:val="19"/>
+              </w:rPr>
+              <w:t>Dr. Alfred Ang</w:t>
+            </w:r>
+          </w:p>
+        </w:tc>
+      </w:tr>
+      <w:tr>
+        <w:tc>
+          <w:tcPr>
+            <w:tcW w:type="dxa" w:w="2160"/>
+          </w:tcPr>
+          <w:p>
+            <w:r/>
+            <w:r>
+              <w:rPr>
+                <w:sz w:val="19"/>
+              </w:rPr>
+              <w:t>1.2</w:t>
+            </w:r>
+          </w:p>
+        </w:tc>
+        <w:tc>
+          <w:tcPr>
+            <w:tcW w:type="dxa" w:w="2160"/>
+          </w:tcPr>
+          <w:p>
+            <w:r/>
+            <w:r>
+              <w:rPr>
+                <w:sz w:val="19"/>
+              </w:rPr>
+              <w:t>14 July 2026</w:t>
+            </w:r>
+          </w:p>
+        </w:tc>
+        <w:tc>
+          <w:tcPr>
+            <w:tcW w:type="dxa" w:w="2160"/>
+          </w:tcPr>
+          <w:p>
+            <w:r/>
+            <w:r>
+              <w:rPr>
+                <w:sz w:val="19"/>
+              </w:rPr>
+              <w:t>Visual redesign: all content slides card-format; YouTube links removed from the deck and Learner Guide (videos remain in the labs); live Hermes screenshots and skill-category grids added; Hermes install lab expanded with the official install methods.</w:t>
             </w:r>
           </w:p>
         </w:tc>

--- a/courseware/LP-Human-AI Workforce with Autonomous AI Agents.docx
+++ b/courseware/LP-Human-AI Workforce with Autonomous AI Agents.docx
@@ -179,7 +179,7 @@
           <w:color w:val="1F6FEB"/>
           <w:sz w:val="24"/>
         </w:rPr>
-        <w:t>Version 1.2</w:t>
+        <w:t>Version 1.3</w:t>
       </w:r>
     </w:p>
     <w:p>
@@ -439,6 +439,64 @@
                 <w:sz w:val="19"/>
               </w:rPr>
               <w:t>Visual redesign: all content slides card-format; YouTube links removed from the deck and Learner Guide (videos remain in the labs); live Hermes screenshots and skill-category grids added; Hermes install lab expanded with the official install methods.</w:t>
+            </w:r>
+          </w:p>
+        </w:tc>
+        <w:tc>
+          <w:tcPr>
+            <w:tcW w:type="dxa" w:w="2160"/>
+          </w:tcPr>
+          <w:p>
+            <w:r/>
+            <w:r>
+              <w:rPr>
+                <w:sz w:val="19"/>
+              </w:rPr>
+              <w:t>Dr. Alfred Ang</w:t>
+            </w:r>
+          </w:p>
+        </w:tc>
+      </w:tr>
+      <w:tr>
+        <w:tc>
+          <w:tcPr>
+            <w:tcW w:type="dxa" w:w="2160"/>
+          </w:tcPr>
+          <w:p>
+            <w:r/>
+            <w:r>
+              <w:rPr>
+                <w:sz w:val="19"/>
+              </w:rPr>
+              <w:t>1.3</w:t>
+            </w:r>
+          </w:p>
+        </w:tc>
+        <w:tc>
+          <w:tcPr>
+            <w:tcW w:type="dxa" w:w="2160"/>
+          </w:tcPr>
+          <w:p>
+            <w:r/>
+            <w:r>
+              <w:rPr>
+                <w:sz w:val="19"/>
+              </w:rPr>
+              <w:t>14 July 2026</w:t>
+            </w:r>
+          </w:p>
+        </w:tc>
+        <w:tc>
+          <w:tcPr>
+            <w:tcW w:type="dxa" w:w="2160"/>
+          </w:tcPr>
+          <w:p>
+            <w:r/>
+            <w:r>
+              <w:rPr>
+                <w:sz w:val="19"/>
+              </w:rPr>
+              <w:t>Added the masterclass-style Hermes intro slides (What is Hermes; The Bet: Compounding Value) and the live Achievements dashboard screenshot to the deck.</w:t>
             </w:r>
           </w:p>
         </w:tc>

--- a/courseware/LP-Human-AI Workforce with Autonomous AI Agents.docx
+++ b/courseware/LP-Human-AI Workforce with Autonomous AI Agents.docx
@@ -496,7 +496,7 @@
               <w:rPr>
                 <w:sz w:val="19"/>
               </w:rPr>
-              <w:t>Added the masterclass-style Hermes intro slides (What is Hermes; The Bet: Compounding Value) and the live Achievements dashboard screenshot to the deck.</w:t>
+              <w:t>Added the masterclass-style Hermes slides (What is Hermes; The Bet: Compounding Value; platform matrix; Top-10 slash commands) and the live Achievements dashboard screenshot to the deck.</w:t>
             </w:r>
           </w:p>
         </w:tc>

--- a/courseware/LP-Human-AI Workforce with Autonomous AI Agents.docx
+++ b/courseware/LP-Human-AI Workforce with Autonomous AI Agents.docx
@@ -496,7 +496,7 @@
               <w:rPr>
                 <w:sz w:val="19"/>
               </w:rPr>
-              <w:t>Added the masterclass-style Hermes slides (What is Hermes; The Bet: Compounding Value; platform matrix; Top-10 slash commands) and the live Achievements dashboard screenshot to the deck.</w:t>
+              <w:t>Deck restyled in the dark masterclass theme end-to-end; added the Hermes masterclass slides (What is Hermes; The Bet: Compounding Value; platform matrix; Top-10 slash commands) and the live Achievements dashboard screenshot.</w:t>
             </w:r>
           </w:p>
         </w:tc>
@@ -535,138 +535,12 @@
       </w:r>
     </w:p>
     <w:p>
-      <w:pPr>
-        <w:tabs>
-          <w:tab w:pos="9072" w:val="right" w:leader="dot"/>
-        </w:tabs>
-        <w:spacing w:after="60"/>
-      </w:pPr>
       <w:r>
-        <w:rPr>
-          <w:rFonts w:ascii="Arial" w:hAnsi="Arial"/>
-          <w:b/>
-          <w:color w:val="333333"/>
-          <w:sz w:val="22"/>
-        </w:rPr>
-        <w:t>Course Information</w:t>
-        <w:tab/>
-        <w:t>4</w:t>
-      </w:r>
-    </w:p>
-    <w:p>
-      <w:pPr>
-        <w:tabs>
-          <w:tab w:pos="9072" w:val="right" w:leader="dot"/>
-        </w:tabs>
-        <w:spacing w:after="60"/>
-      </w:pPr>
-      <w:r>
-        <w:rPr>
-          <w:rFonts w:ascii="Arial" w:hAnsi="Arial"/>
-          <w:b/>
-          <w:color w:val="333333"/>
-          <w:sz w:val="22"/>
-        </w:rPr>
-        <w:t>Learning Outcomes</w:t>
-        <w:tab/>
-        <w:t>4</w:t>
-      </w:r>
-    </w:p>
-    <w:p>
-      <w:pPr>
-        <w:tabs>
-          <w:tab w:pos="9072" w:val="right" w:leader="dot"/>
-        </w:tabs>
-        <w:spacing w:after="60"/>
-      </w:pPr>
-      <w:r>
-        <w:rPr>
-          <w:rFonts w:ascii="Arial" w:hAnsi="Arial"/>
-          <w:b/>
-          <w:color w:val="333333"/>
-          <w:sz w:val="22"/>
-        </w:rPr>
-        <w:t>Assessment</w:t>
-        <w:tab/>
-        <w:t>4</w:t>
-      </w:r>
-    </w:p>
-    <w:p>
-      <w:pPr>
-        <w:tabs>
-          <w:tab w:pos="9072" w:val="right" w:leader="dot"/>
-        </w:tabs>
-        <w:spacing w:after="60"/>
-      </w:pPr>
-      <w:r>
-        <w:rPr>
-          <w:rFonts w:ascii="Arial" w:hAnsi="Arial"/>
-          <w:b/>
-          <w:color w:val="333333"/>
-          <w:sz w:val="22"/>
-        </w:rPr>
-        <w:t>Course Schedule</w:t>
-        <w:tab/>
-        <w:t>4</w:t>
-      </w:r>
-    </w:p>
-    <w:p>
-      <w:pPr>
-        <w:tabs>
-          <w:tab w:pos="9072" w:val="right" w:leader="dot"/>
-        </w:tabs>
-        <w:spacing w:after="60"/>
-        <w:ind w:left="432"/>
-      </w:pPr>
-      <w:r>
-        <w:rPr>
-          <w:rFonts w:ascii="Arial" w:hAnsi="Arial"/>
-          <w:b w:val="0"/>
-          <w:color w:val="333333"/>
-          <w:sz w:val="21"/>
-        </w:rPr>
-        <w:t>Day 1 — Hermes Agent (Topic 1) &amp; OpenClaw (Topic 2)</w:t>
-        <w:tab/>
-        <w:t>4</w:t>
-      </w:r>
-    </w:p>
-    <w:p>
-      <w:pPr>
-        <w:tabs>
-          <w:tab w:pos="9072" w:val="right" w:leader="dot"/>
-        </w:tabs>
-        <w:spacing w:after="60"/>
-        <w:ind w:left="432"/>
-      </w:pPr>
-      <w:r>
-        <w:rPr>
-          <w:rFonts w:ascii="Arial" w:hAnsi="Arial"/>
-          <w:b w:val="0"/>
-          <w:color w:val="333333"/>
-          <w:sz w:val="21"/>
-        </w:rPr>
-        <w:t>Day 2 — Paperclip (Topic 3) &amp; Final Assessment</w:t>
-        <w:tab/>
-        <w:t>5</w:t>
-      </w:r>
-    </w:p>
-    <w:p>
-      <w:pPr>
-        <w:tabs>
-          <w:tab w:pos="9072" w:val="right" w:leader="dot"/>
-        </w:tabs>
-        <w:spacing w:after="60"/>
-      </w:pPr>
-      <w:r>
-        <w:rPr>
-          <w:rFonts w:ascii="Arial" w:hAnsi="Arial"/>
-          <w:b/>
-          <w:color w:val="333333"/>
-          <w:sz w:val="22"/>
-        </w:rPr>
-        <w:t>Lab Reference (aligned to course topics)</w:t>
-        <w:tab/>
-        <w:t>6</w:t>
+        <w:fldChar w:fldCharType="begin"/>
+        <w:instrText xml:space="preserve">TOC \o "1-3" \h \z \u</w:instrText>
+        <w:fldChar w:fldCharType="separate"/>
+        <w:t>Right-click and choose “Update Field”, or press F9, to build the table of contents.</w:t>
+        <w:fldChar w:fldCharType="end"/>
       </w:r>
     </w:p>
     <w:p>

--- a/courseware/LP-Human-AI Workforce with Autonomous AI Agents.docx
+++ b/courseware/LP-Human-AI Workforce with Autonomous AI Agents.docx
@@ -496,7 +496,7 @@
               <w:rPr>
                 <w:sz w:val="19"/>
               </w:rPr>
-              <w:t>Deck restyled in the dark masterclass theme end-to-end; added the Hermes masterclass slides (What is Hermes; The Bet: Compounding Value; platform matrix; Top-10 slash commands) and the live Achievements dashboard screenshot.</w:t>
+              <w:t>Deck restyled in the dark masterclass theme end-to-end; added the Hermes masterclass slides (What is Hermes; The Bet: Compounding Value; platform matrix; Top-10 slash commands; Telegram setup) and the live Achievements dashboard screenshot.</w:t>
             </w:r>
           </w:p>
         </w:tc>
@@ -535,12 +535,138 @@
       </w:r>
     </w:p>
     <w:p>
+      <w:pPr>
+        <w:tabs>
+          <w:tab w:pos="9072" w:val="right" w:leader="dot"/>
+        </w:tabs>
+        <w:spacing w:after="60"/>
+      </w:pPr>
       <w:r>
-        <w:fldChar w:fldCharType="begin"/>
-        <w:instrText xml:space="preserve">TOC \o "1-3" \h \z \u</w:instrText>
-        <w:fldChar w:fldCharType="separate"/>
-        <w:t>Right-click and choose “Update Field”, or press F9, to build the table of contents.</w:t>
-        <w:fldChar w:fldCharType="end"/>
+        <w:rPr>
+          <w:rFonts w:ascii="Arial" w:hAnsi="Arial"/>
+          <w:b/>
+          <w:color w:val="333333"/>
+          <w:sz w:val="22"/>
+        </w:rPr>
+        <w:t>Course Information</w:t>
+        <w:tab/>
+        <w:t>4</w:t>
+      </w:r>
+    </w:p>
+    <w:p>
+      <w:pPr>
+        <w:tabs>
+          <w:tab w:pos="9072" w:val="right" w:leader="dot"/>
+        </w:tabs>
+        <w:spacing w:after="60"/>
+      </w:pPr>
+      <w:r>
+        <w:rPr>
+          <w:rFonts w:ascii="Arial" w:hAnsi="Arial"/>
+          <w:b/>
+          <w:color w:val="333333"/>
+          <w:sz w:val="22"/>
+        </w:rPr>
+        <w:t>Learning Outcomes</w:t>
+        <w:tab/>
+        <w:t>4</w:t>
+      </w:r>
+    </w:p>
+    <w:p>
+      <w:pPr>
+        <w:tabs>
+          <w:tab w:pos="9072" w:val="right" w:leader="dot"/>
+        </w:tabs>
+        <w:spacing w:after="60"/>
+      </w:pPr>
+      <w:r>
+        <w:rPr>
+          <w:rFonts w:ascii="Arial" w:hAnsi="Arial"/>
+          <w:b/>
+          <w:color w:val="333333"/>
+          <w:sz w:val="22"/>
+        </w:rPr>
+        <w:t>Assessment</w:t>
+        <w:tab/>
+        <w:t>4</w:t>
+      </w:r>
+    </w:p>
+    <w:p>
+      <w:pPr>
+        <w:tabs>
+          <w:tab w:pos="9072" w:val="right" w:leader="dot"/>
+        </w:tabs>
+        <w:spacing w:after="60"/>
+      </w:pPr>
+      <w:r>
+        <w:rPr>
+          <w:rFonts w:ascii="Arial" w:hAnsi="Arial"/>
+          <w:b/>
+          <w:color w:val="333333"/>
+          <w:sz w:val="22"/>
+        </w:rPr>
+        <w:t>Course Schedule</w:t>
+        <w:tab/>
+        <w:t>4</w:t>
+      </w:r>
+    </w:p>
+    <w:p>
+      <w:pPr>
+        <w:tabs>
+          <w:tab w:pos="9072" w:val="right" w:leader="dot"/>
+        </w:tabs>
+        <w:spacing w:after="60"/>
+        <w:ind w:left="432"/>
+      </w:pPr>
+      <w:r>
+        <w:rPr>
+          <w:rFonts w:ascii="Arial" w:hAnsi="Arial"/>
+          <w:b w:val="0"/>
+          <w:color w:val="333333"/>
+          <w:sz w:val="21"/>
+        </w:rPr>
+        <w:t>Day 1 — Hermes Agent (Topic 1) &amp; OpenClaw (Topic 2)</w:t>
+        <w:tab/>
+        <w:t>4</w:t>
+      </w:r>
+    </w:p>
+    <w:p>
+      <w:pPr>
+        <w:tabs>
+          <w:tab w:pos="9072" w:val="right" w:leader="dot"/>
+        </w:tabs>
+        <w:spacing w:after="60"/>
+        <w:ind w:left="432"/>
+      </w:pPr>
+      <w:r>
+        <w:rPr>
+          <w:rFonts w:ascii="Arial" w:hAnsi="Arial"/>
+          <w:b w:val="0"/>
+          <w:color w:val="333333"/>
+          <w:sz w:val="21"/>
+        </w:rPr>
+        <w:t>Day 2 — Paperclip (Topic 3) &amp; Final Assessment</w:t>
+        <w:tab/>
+        <w:t>5</w:t>
+      </w:r>
+    </w:p>
+    <w:p>
+      <w:pPr>
+        <w:tabs>
+          <w:tab w:pos="9072" w:val="right" w:leader="dot"/>
+        </w:tabs>
+        <w:spacing w:after="60"/>
+      </w:pPr>
+      <w:r>
+        <w:rPr>
+          <w:rFonts w:ascii="Arial" w:hAnsi="Arial"/>
+          <w:b/>
+          <w:color w:val="333333"/>
+          <w:sz w:val="22"/>
+        </w:rPr>
+        <w:t>Lab Reference (aligned to course topics)</w:t>
+        <w:tab/>
+        <w:t>6</w:t>
       </w:r>
     </w:p>
     <w:p>

--- a/courseware/LP-Human-AI Workforce with Autonomous AI Agents.docx
+++ b/courseware/LP-Human-AI Workforce with Autonomous AI Agents.docx
@@ -496,7 +496,7 @@
               <w:rPr>
                 <w:sz w:val="19"/>
               </w:rPr>
-              <w:t>Deck restyled in the dark masterclass theme end-to-end; added the Hermes masterclass slides (What is Hermes; The Bet: Compounding Value; platform matrix; Top-10 slash commands; Telegram setup) and the live Achievements dashboard screenshot.</w:t>
+              <w:t>Deck restyled in the dark masterclass theme end-to-end; added the Hermes masterclass slides (What is Hermes; The Bet: Compounding Value; platform matrix; Top-10 slash commands; Telegram setup; memory L1-vs-L2 and session-search) and the live Achievements dashboard screenshot.</w:t>
             </w:r>
           </w:p>
         </w:tc>

--- a/courseware/LP-Human-AI Workforce with Autonomous AI Agents.docx
+++ b/courseware/LP-Human-AI Workforce with Autonomous AI Agents.docx
@@ -496,7 +496,7 @@
               <w:rPr>
                 <w:sz w:val="19"/>
               </w:rPr>
-              <w:t>Deck restyled in the dark masterclass theme end-to-end; added the Hermes masterclass slides (What is Hermes; The Bet: Compounding Value; platform matrix; Top-10 slash commands; Telegram setup; memory L1-vs-L2 and session-search) and the live Achievements dashboard screenshot.</w:t>
+              <w:t>Deck restyled in the dark masterclass theme end-to-end; added the Hermes masterclass slides (What is Hermes; The Bet: Compounding Value; platform matrix; Top-10 slash commands; Telegram setup; memory L1-vs-L2 and session-search; what-is-a-tool, built-in tool catalog and tools-in-action) and the live Achievements dashboard screenshot.</w:t>
             </w:r>
           </w:p>
         </w:tc>

--- a/courseware/LP-Human-AI Workforce with Autonomous AI Agents.docx
+++ b/courseware/LP-Human-AI Workforce with Autonomous AI Agents.docx
@@ -496,7 +496,7 @@
               <w:rPr>
                 <w:sz w:val="19"/>
               </w:rPr>
-              <w:t>Deck restyled in the dark masterclass theme end-to-end; added the Hermes masterclass slides (What is Hermes; The Bet: Compounding Value; platform matrix; Top-10 slash commands; Telegram setup; memory L1-vs-L2 and session-search; what-is-a-tool, built-in tool catalog and tools-in-action) and the live Achievements dashboard screenshot.</w:t>
+              <w:t>Deck restyled in the dark masterclass theme end-to-end; added the Hermes masterclass slides (What is Hermes; The Bet: Compounding Value; platform matrix; Top-10 slash commands; Telegram setup; memory L1-vs-L2 and session-search; what-is-a-tool, built-in tool catalog, tools-in-action, cron scheduling and delegation) and the live Achievements dashboard screenshot.</w:t>
             </w:r>
           </w:p>
         </w:tc>

--- a/courseware/LP-Human-AI Workforce with Autonomous AI Agents.docx
+++ b/courseware/LP-Human-AI Workforce with Autonomous AI Agents.docx
@@ -496,7 +496,7 @@
               <w:rPr>
                 <w:sz w:val="19"/>
               </w:rPr>
-              <w:t>Deck restyled in the dark masterclass theme end-to-end; added the Hermes masterclass slides (What is Hermes; The Bet: Compounding Value; platform matrix; Top-10 slash commands; Telegram setup; memory L1-vs-L2 and session-search; what-is-a-tool, built-in tool catalog, tools-in-action, cron scheduling and delegation) and the live Achievements dashboard screenshot.</w:t>
+              <w:t>Deck restyled in the dark masterclass theme end-to-end; added the Hermes masterclass slides (What is Hermes; The Bet: Compounding Value; platform matrix; Top-10 slash commands; Telegram setup; memory L1-vs-L2 and session-search; what-is-a-tool, built-in tool catalog, tools-in-action, cron scheduling, delegation, kanban orchestration and OpenClaw topic slides); Lab 13 rebuilt as the multi-agent video team (profiles + kanban) with detailed Labs 11-14 guides; fade slide transitions and the live Achievements dashboard screenshot.</w:t>
             </w:r>
           </w:p>
         </w:tc>
@@ -550,7 +550,7 @@
         </w:rPr>
         <w:t>Course Information</w:t>
         <w:tab/>
-        <w:t>4</w:t>
+        <w:t>5</w:t>
       </w:r>
     </w:p>
     <w:p>
@@ -569,7 +569,7 @@
         </w:rPr>
         <w:t>Learning Outcomes</w:t>
         <w:tab/>
-        <w:t>4</w:t>
+        <w:t>5</w:t>
       </w:r>
     </w:p>
     <w:p>
@@ -588,7 +588,7 @@
         </w:rPr>
         <w:t>Assessment</w:t>
         <w:tab/>
-        <w:t>4</w:t>
+        <w:t>5</w:t>
       </w:r>
     </w:p>
     <w:p>
@@ -607,7 +607,7 @@
         </w:rPr>
         <w:t>Course Schedule</w:t>
         <w:tab/>
-        <w:t>4</w:t>
+        <w:t>5</w:t>
       </w:r>
     </w:p>
     <w:p>
@@ -627,7 +627,7 @@
         </w:rPr>
         <w:t>Day 1 — Hermes Agent (Topic 1) &amp; OpenClaw (Topic 2)</w:t>
         <w:tab/>
-        <w:t>4</w:t>
+        <w:t>5</w:t>
       </w:r>
     </w:p>
     <w:p>
@@ -647,7 +647,7 @@
         </w:rPr>
         <w:t>Day 2 — Paperclip (Topic 3) &amp; Final Assessment</w:t>
         <w:tab/>
-        <w:t>5</w:t>
+        <w:t>6</w:t>
       </w:r>
     </w:p>
     <w:p>
@@ -666,7 +666,7 @@
         </w:rPr>
         <w:t>Lab Reference (aligned to course topics)</w:t>
         <w:tab/>
-        <w:t>6</w:t>
+        <w:t>7</w:t>
       </w:r>
     </w:p>
     <w:p>
@@ -1467,7 +1467,7 @@
                 <w:b w:val="0"/>
                 <w:sz w:val="19"/>
               </w:rPr>
-              <w:t>Hands-on: Lab 10: Security; Lab 11: Use Case — Make a Video with Hyperframe; Lab 12: Visualization; Lab 13: Build a Multi-Agent Workflow; Lab 14: Webhook</w:t>
+              <w:t>Hands-on: Lab 10: Security; Lab 11: Use Case — Make a Video with Hyperframe; Lab 12: Visualization; Lab 13: Build a Multi-Agent Video Team (Profiles + Kanban); Lab 14: Webhook</w:t>
             </w:r>
           </w:p>
         </w:tc>

--- a/courseware/LP-Human-AI Workforce with Autonomous AI Agents.docx
+++ b/courseware/LP-Human-AI Workforce with Autonomous AI Agents.docx
@@ -179,7 +179,7 @@
           <w:color w:val="1F6FEB"/>
           <w:sz w:val="24"/>
         </w:rPr>
-        <w:t>Version 1.3</w:t>
+        <w:t>Version 1.4</w:t>
       </w:r>
     </w:p>
     <w:p>
@@ -497,6 +497,64 @@
                 <w:sz w:val="19"/>
               </w:rPr>
               <w:t>Deck restyled in the dark masterclass theme end-to-end; added the Hermes masterclass slides (What is Hermes; The Bet: Compounding Value; platform matrix; Top-10 slash commands; Telegram setup; memory L1-vs-L2 and session-search; what-is-a-tool, built-in tool catalog, tools-in-action, cron scheduling, delegation, kanban orchestration and OpenClaw topic slides); Lab 13 rebuilt as the multi-agent video team (profiles + kanban) with detailed Labs 11-14 guides; fade slide transitions and the live Achievements dashboard screenshot.</w:t>
+            </w:r>
+          </w:p>
+        </w:tc>
+        <w:tc>
+          <w:tcPr>
+            <w:tcW w:type="dxa" w:w="2160"/>
+          </w:tcPr>
+          <w:p>
+            <w:r/>
+            <w:r>
+              <w:rPr>
+                <w:sz w:val="19"/>
+              </w:rPr>
+              <w:t>Dr. Alfred Ang</w:t>
+            </w:r>
+          </w:p>
+        </w:tc>
+      </w:tr>
+      <w:tr>
+        <w:tc>
+          <w:tcPr>
+            <w:tcW w:type="dxa" w:w="2160"/>
+          </w:tcPr>
+          <w:p>
+            <w:r/>
+            <w:r>
+              <w:rPr>
+                <w:sz w:val="19"/>
+              </w:rPr>
+              <w:t>1.4</w:t>
+            </w:r>
+          </w:p>
+        </w:tc>
+        <w:tc>
+          <w:tcPr>
+            <w:tcW w:type="dxa" w:w="2160"/>
+          </w:tcPr>
+          <w:p>
+            <w:r/>
+            <w:r>
+              <w:rPr>
+                <w:sz w:val="19"/>
+              </w:rPr>
+              <w:t>15 July 2026</w:t>
+            </w:r>
+          </w:p>
+        </w:tc>
+        <w:tc>
+          <w:tcPr>
+            <w:tcW w:type="dxa" w:w="2160"/>
+          </w:tcPr>
+          <w:p>
+            <w:r/>
+            <w:r>
+              <w:rPr>
+                <w:sz w:val="19"/>
+              </w:rPr>
+              <w:t>Security masterclass slides added to the Hermes Security lab (defense-in-depth layers; the gateway's six-check default-deny trust chain; channel lockdown dials; the three approval modes + the Tirith scanner; a live Dangerous-Command approval; YOLO mode; the unrecoverable-command blocklist floor; prompt-injection scanning of context files). Security lab steps expanded with the channel allowlist and approvals.mode.</w:t>
             </w:r>
           </w:p>
         </w:tc>

--- a/courseware/LP-Human-AI Workforce with Autonomous AI Agents.docx
+++ b/courseware/LP-Human-AI Workforce with Autonomous AI Agents.docx
@@ -179,7 +179,7 @@
           <w:color w:val="1F6FEB"/>
           <w:sz w:val="24"/>
         </w:rPr>
-        <w:t>Version 1.4</w:t>
+        <w:t>Version 1.5</w:t>
       </w:r>
     </w:p>
     <w:p>
@@ -555,6 +555,64 @@
                 <w:sz w:val="19"/>
               </w:rPr>
               <w:t>Security masterclass slides added to the Hermes Security lab (defense-in-depth layers; the gateway's six-check default-deny trust chain; channel lockdown dials; the three approval modes + the Tirith scanner; a live Dangerous-Command approval; YOLO mode; the unrecoverable-command blocklist floor; prompt-injection scanning of context files). Security lab steps expanded with the channel allowlist and approvals.mode.</w:t>
+            </w:r>
+          </w:p>
+        </w:tc>
+        <w:tc>
+          <w:tcPr>
+            <w:tcW w:type="dxa" w:w="2160"/>
+          </w:tcPr>
+          <w:p>
+            <w:r/>
+            <w:r>
+              <w:rPr>
+                <w:sz w:val="19"/>
+              </w:rPr>
+              <w:t>Dr. Alfred Ang</w:t>
+            </w:r>
+          </w:p>
+        </w:tc>
+      </w:tr>
+      <w:tr>
+        <w:tc>
+          <w:tcPr>
+            <w:tcW w:type="dxa" w:w="2160"/>
+          </w:tcPr>
+          <w:p>
+            <w:r/>
+            <w:r>
+              <w:rPr>
+                <w:sz w:val="19"/>
+              </w:rPr>
+              <w:t>1.5</w:t>
+            </w:r>
+          </w:p>
+        </w:tc>
+        <w:tc>
+          <w:tcPr>
+            <w:tcW w:type="dxa" w:w="2160"/>
+          </w:tcPr>
+          <w:p>
+            <w:r/>
+            <w:r>
+              <w:rPr>
+                <w:sz w:val="19"/>
+              </w:rPr>
+              <w:t>15 July 2026</w:t>
+            </w:r>
+          </w:p>
+        </w:tc>
+        <w:tc>
+          <w:tcPr>
+            <w:tcW w:type="dxa" w:w="2160"/>
+          </w:tcPr>
+          <w:p>
+            <w:r/>
+            <w:r>
+              <w:rPr>
+                <w:sz w:val="19"/>
+              </w:rPr>
+              <w:t>Sixteen concept diagrams imported from the original Mastering OpenClaw masterclass deck into Topic 2 (OpenClaw OS control plane; deployment; hub-and-spoke gateway; tools vs skills; SKILL-on-demand; 6-phase execution loop; exec; HEARTBEAT + autonomic tick; workspace file persistence; context assembly; compaction; defense methods; poisoned-skill anatomy; sessions_spawn; sub-agent routing).</w:t>
             </w:r>
           </w:p>
         </w:tc>

--- a/courseware/LP-Human-AI Workforce with Autonomous AI Agents.docx
+++ b/courseware/LP-Human-AI Workforce with Autonomous AI Agents.docx
@@ -179,7 +179,7 @@
           <w:color w:val="1F6FEB"/>
           <w:sz w:val="24"/>
         </w:rPr>
-        <w:t>Version 1.5</w:t>
+        <w:t>Version 1.6</w:t>
       </w:r>
     </w:p>
     <w:p>
@@ -631,6 +631,64 @@
           </w:p>
         </w:tc>
       </w:tr>
+      <w:tr>
+        <w:tc>
+          <w:tcPr>
+            <w:tcW w:type="dxa" w:w="2160"/>
+          </w:tcPr>
+          <w:p>
+            <w:r/>
+            <w:r>
+              <w:rPr>
+                <w:sz w:val="19"/>
+              </w:rPr>
+              <w:t>1.6</w:t>
+            </w:r>
+          </w:p>
+        </w:tc>
+        <w:tc>
+          <w:tcPr>
+            <w:tcW w:type="dxa" w:w="2160"/>
+          </w:tcPr>
+          <w:p>
+            <w:r/>
+            <w:r>
+              <w:rPr>
+                <w:sz w:val="19"/>
+              </w:rPr>
+              <w:t>15 July 2026</w:t>
+            </w:r>
+          </w:p>
+        </w:tc>
+        <w:tc>
+          <w:tcPr>
+            <w:tcW w:type="dxa" w:w="2160"/>
+          </w:tcPr>
+          <w:p>
+            <w:r/>
+            <w:r>
+              <w:rPr>
+                <w:sz w:val="19"/>
+              </w:rPr>
+              <w:t>Topic 3 (Paperclip) rebuilt as the 'Tertiary AI News Research' company across 6 labs (27-32): install on Windows &amp; Mac; company, CEO &amp; mission; model adaptors; a detailed task backlog whose core task hires the team; the Tavily Search API via Secrets; and hiring the members under the hiring task — with live dashboard screenshots. Natural-language prompt steps added to the Hermes and OpenClaw labs alongside the CLI. Platform logos added to the Three Platforms page. 32 labs total.</w:t>
+            </w:r>
+          </w:p>
+        </w:tc>
+        <w:tc>
+          <w:tcPr>
+            <w:tcW w:type="dxa" w:w="2160"/>
+          </w:tcPr>
+          <w:p>
+            <w:r/>
+            <w:r>
+              <w:rPr>
+                <w:sz w:val="19"/>
+              </w:rPr>
+              <w:t>Dr. Alfred Ang</w:t>
+            </w:r>
+          </w:p>
+        </w:tc>
+      </w:tr>
     </w:tbl>
     <w:p>
       <w:r>
@@ -666,7 +724,7 @@
         </w:rPr>
         <w:t>Course Information</w:t>
         <w:tab/>
-        <w:t>5</w:t>
+        <w:t>6</w:t>
       </w:r>
     </w:p>
     <w:p>
@@ -685,7 +743,7 @@
         </w:rPr>
         <w:t>Learning Outcomes</w:t>
         <w:tab/>
-        <w:t>5</w:t>
+        <w:t>6</w:t>
       </w:r>
     </w:p>
     <w:p>
@@ -704,7 +762,7 @@
         </w:rPr>
         <w:t>Assessment</w:t>
         <w:tab/>
-        <w:t>5</w:t>
+        <w:t>6</w:t>
       </w:r>
     </w:p>
     <w:p>
@@ -723,7 +781,7 @@
         </w:rPr>
         <w:t>Course Schedule</w:t>
         <w:tab/>
-        <w:t>5</w:t>
+        <w:t>6</w:t>
       </w:r>
     </w:p>
     <w:p>
@@ -743,7 +801,7 @@
         </w:rPr>
         <w:t>Day 1 — Hermes Agent (Topic 1) &amp; OpenClaw (Topic 2)</w:t>
         <w:tab/>
-        <w:t>5</w:t>
+        <w:t>6</w:t>
       </w:r>
     </w:p>
     <w:p>
@@ -763,7 +821,7 @@
         </w:rPr>
         <w:t>Day 2 — Paperclip (Topic 3) &amp; Final Assessment</w:t>
         <w:tab/>
-        <w:t>6</w:t>
+        <w:t>7</w:t>
       </w:r>
     </w:p>
     <w:p>
@@ -782,7 +840,7 @@
         </w:rPr>
         <w:t>Lab Reference (aligned to course topics)</w:t>
         <w:tab/>
-        <w:t>7</w:t>
+        <w:t>8</w:t>
       </w:r>
     </w:p>
     <w:p>
@@ -1985,7 +2043,7 @@
                 <w:b/>
                 <w:sz w:val="19"/>
               </w:rPr>
-              <w:t>Topic 3 — Paperclip — Running &amp; Governing a Company of AI Agents: Docker-hosted company of agents, connecting OpenAI Codex, human approval gates, task tracking, budgets and audit (concepts + demo)</w:t>
+              <w:t>Topic 3 — Paperclip — Running &amp; Governing a Company of AI Agents: Docker-hosted company of agents (Tertiary AI News Research), model adaptors, the mission, a detailed task backlog, Tavily live search, and hiring behind human approval gates (concepts + demo)</w:t>
             </w:r>
           </w:p>
         </w:tc>
@@ -2035,7 +2093,7 @@
                 <w:b w:val="0"/>
                 <w:sz w:val="19"/>
               </w:rPr>
-              <w:t>Hands-on: Lab 27: Setup Paperclip; Lab 28: Connect OpenAI Codex to Paperclip</w:t>
+              <w:t>Hands-on: Lab 27: Install Paperclip on Windows &amp; Mac; Lab 28: Setup Company, CEO &amp; Mission</w:t>
             </w:r>
           </w:p>
         </w:tc>
@@ -2138,7 +2196,7 @@
                 <w:b w:val="0"/>
                 <w:sz w:val="19"/>
               </w:rPr>
-              <w:t>Hands-on: Lab 29: Configure Paperclip; Lab 30: Track AI Tasks; Lab 31: Automate AI Hiring; Lab 32: Setup AI Agents</w:t>
+              <w:t>Hands-on: Lab 29: Setup Adaptor; Lab 30: Create the Task Backlog; Lab 31: Add the Tavily Search API; Lab 32: Hire the Members Under the Hiring Task</w:t>
             </w:r>
           </w:p>
         </w:tc>
@@ -2241,7 +2299,7 @@
                 <w:b w:val="0"/>
                 <w:sz w:val="19"/>
               </w:rPr>
-              <w:t>Hands-on: Lab 33: Security; Lab 34: Assign Task. Course recap and next steps</w:t>
+              <w:t>Hands-on: complete and extend Labs 27–32 — run the news desk end-to-end (backlog → Tavily research → briefing review). Course recap and next steps</w:t>
             </w:r>
           </w:p>
         </w:tc>
@@ -2748,7 +2806,7 @@
                 <w:b w:val="0"/>
                 <w:sz w:val="19"/>
               </w:rPr>
-              <w:t>Lab 27, Lab 28, Lab 29, Lab 30, Lab 31, Lab 32, Lab 33, Lab 34</w:t>
+              <w:t>Lab 27, Lab 28, Lab 29, Lab 30, Lab 31, Lab 32</w:t>
             </w:r>
           </w:p>
         </w:tc>

--- a/courseware/LP-Human-AI Workforce with Autonomous AI Agents.docx
+++ b/courseware/LP-Human-AI Workforce with Autonomous AI Agents.docx
@@ -179,7 +179,7 @@
           <w:color w:val="1F6FEB"/>
           <w:sz w:val="24"/>
         </w:rPr>
-        <w:t>Version 1.6</w:t>
+        <w:t>Version 1.7</w:t>
       </w:r>
     </w:p>
     <w:p>
@@ -671,6 +671,64 @@
                 <w:sz w:val="19"/>
               </w:rPr>
               <w:t>Topic 3 (Paperclip) rebuilt as the 'Tertiary AI News Research' company across 6 labs (27-32): install on Windows &amp; Mac; company, CEO &amp; mission; model adaptors; a detailed task backlog whose core task hires the team; the Tavily Search API via Secrets; and hiring the members under the hiring task — with live dashboard screenshots. Natural-language prompt steps added to the Hermes and OpenClaw labs alongside the CLI. Platform logos added to the Three Platforms page. 32 labs total.</w:t>
+            </w:r>
+          </w:p>
+        </w:tc>
+        <w:tc>
+          <w:tcPr>
+            <w:tcW w:type="dxa" w:w="2160"/>
+          </w:tcPr>
+          <w:p>
+            <w:r/>
+            <w:r>
+              <w:rPr>
+                <w:sz w:val="19"/>
+              </w:rPr>
+              <w:t>Dr. Alfred Ang</w:t>
+            </w:r>
+          </w:p>
+        </w:tc>
+      </w:tr>
+      <w:tr>
+        <w:tc>
+          <w:tcPr>
+            <w:tcW w:type="dxa" w:w="2160"/>
+          </w:tcPr>
+          <w:p>
+            <w:r/>
+            <w:r>
+              <w:rPr>
+                <w:sz w:val="19"/>
+              </w:rPr>
+              <w:t>1.7</w:t>
+            </w:r>
+          </w:p>
+        </w:tc>
+        <w:tc>
+          <w:tcPr>
+            <w:tcW w:type="dxa" w:w="2160"/>
+          </w:tcPr>
+          <w:p>
+            <w:r/>
+            <w:r>
+              <w:rPr>
+                <w:sz w:val="19"/>
+              </w:rPr>
+              <w:t>15 July 2026</w:t>
+            </w:r>
+          </w:p>
+        </w:tc>
+        <w:tc>
+          <w:tcPr>
+            <w:tcW w:type="dxa" w:w="2160"/>
+          </w:tcPr>
+          <w:p>
+            <w:r/>
+            <w:r>
+              <w:rPr>
+                <w:sz w:val="19"/>
+              </w:rPr>
+              <w:t>Sixty-eight content slides migrated from the original 'Mastering OpenClaw' masterclass deck into Topic 2 as framed figures in their matching labs — agent evolution and Agent = Model + Harness, the OpenClaw Wikipedia history and OpenAI acquisition, deployment options and services, model stacks and Mission Control, channels, skills and ClawHub risks, tools (AgentMail, Agent Browser, Firecrawl), system prompt / workspace / context and memory, security lockdown, slash commands, crons, and use cases (NFT certificates, dashboard, cost saving, Google integration).</w:t>
             </w:r>
           </w:p>
         </w:tc>

--- a/courseware/LP-Human-AI Workforce with Autonomous AI Agents.docx
+++ b/courseware/LP-Human-AI Workforce with Autonomous AI Agents.docx
@@ -179,7 +179,7 @@
           <w:color w:val="1F6FEB"/>
           <w:sz w:val="24"/>
         </w:rPr>
-        <w:t>Version 1.7</w:t>
+        <w:t>Version 1.8</w:t>
       </w:r>
     </w:p>
     <w:p>
@@ -729,6 +729,64 @@
                 <w:sz w:val="19"/>
               </w:rPr>
               <w:t>Sixty-eight content slides migrated from the original 'Mastering OpenClaw' masterclass deck into Topic 2 as framed figures in their matching labs — agent evolution and Agent = Model + Harness, the OpenClaw Wikipedia history and OpenAI acquisition, deployment options and services, model stacks and Mission Control, channels, skills and ClawHub risks, tools (AgentMail, Agent Browser, Firecrawl), system prompt / workspace / context and memory, security lockdown, slash commands, crons, and use cases (NFT certificates, dashboard, cost saving, Google integration).</w:t>
+            </w:r>
+          </w:p>
+        </w:tc>
+        <w:tc>
+          <w:tcPr>
+            <w:tcW w:type="dxa" w:w="2160"/>
+          </w:tcPr>
+          <w:p>
+            <w:r/>
+            <w:r>
+              <w:rPr>
+                <w:sz w:val="19"/>
+              </w:rPr>
+              <w:t>Dr. Alfred Ang</w:t>
+            </w:r>
+          </w:p>
+        </w:tc>
+      </w:tr>
+      <w:tr>
+        <w:tc>
+          <w:tcPr>
+            <w:tcW w:type="dxa" w:w="2160"/>
+          </w:tcPr>
+          <w:p>
+            <w:r/>
+            <w:r>
+              <w:rPr>
+                <w:sz w:val="19"/>
+              </w:rPr>
+              <w:t>1.8</w:t>
+            </w:r>
+          </w:p>
+        </w:tc>
+        <w:tc>
+          <w:tcPr>
+            <w:tcW w:type="dxa" w:w="2160"/>
+          </w:tcPr>
+          <w:p>
+            <w:r/>
+            <w:r>
+              <w:rPr>
+                <w:sz w:val="19"/>
+              </w:rPr>
+              <w:t>15 July 2026</w:t>
+            </w:r>
+          </w:p>
+        </w:tc>
+        <w:tc>
+          <w:tcPr>
+            <w:tcW w:type="dxa" w:w="2160"/>
+          </w:tcPr>
+          <w:p>
+            <w:r/>
+            <w:r>
+              <w:rPr>
+                <w:sz w:val="19"/>
+              </w:rPr>
+              <w:t>Imported masterclass figures re-blended into the dark deck theme: original title and copyright strips cropped, white canvases converted to the deck background with text inverted to ivory (embedded screenshots untouched), frameless rendering, and duplicated titles reworded.</w:t>
             </w:r>
           </w:p>
         </w:tc>

--- a/courseware/LP-Human-AI Workforce with Autonomous AI Agents.docx
+++ b/courseware/LP-Human-AI Workforce with Autonomous AI Agents.docx
@@ -179,7 +179,7 @@
           <w:color w:val="1F6FEB"/>
           <w:sz w:val="24"/>
         </w:rPr>
-        <w:t>Version 1.8</w:t>
+        <w:t>Version 1.9</w:t>
       </w:r>
     </w:p>
     <w:p>
@@ -805,6 +805,64 @@
           </w:p>
         </w:tc>
       </w:tr>
+      <w:tr>
+        <w:tc>
+          <w:tcPr>
+            <w:tcW w:type="dxa" w:w="2160"/>
+          </w:tcPr>
+          <w:p>
+            <w:r/>
+            <w:r>
+              <w:rPr>
+                <w:sz w:val="19"/>
+              </w:rPr>
+              <w:t>1.9</w:t>
+            </w:r>
+          </w:p>
+        </w:tc>
+        <w:tc>
+          <w:tcPr>
+            <w:tcW w:type="dxa" w:w="2160"/>
+          </w:tcPr>
+          <w:p>
+            <w:r/>
+            <w:r>
+              <w:rPr>
+                <w:sz w:val="19"/>
+              </w:rPr>
+              <w:t>16 July 2026</w:t>
+            </w:r>
+          </w:p>
+        </w:tc>
+        <w:tc>
+          <w:tcPr>
+            <w:tcW w:type="dxa" w:w="2160"/>
+          </w:tcPr>
+          <w:p>
+            <w:r/>
+            <w:r>
+              <w:rPr>
+                <w:sz w:val="19"/>
+              </w:rPr>
+              <w:t>Deck curated per trainer review: the bulk masterclass figure imports were removed, keeping nine key figures (Wikipedia history, Agent=Model+Harness, SKILL.md, ClawHub, AgentMail, 10-steps lockdown, HEARTBEAT, autonomic tick, workspace persistence) re-exported at high resolution, with the Topic 2 opening story reordered ahead of Key Concepts. Every CLI step now also shows the natural-language prompt alternative ('Or just ask') across the Hermes and OpenClaw labs, in the deck and Learner Guide.</w:t>
+            </w:r>
+          </w:p>
+        </w:tc>
+        <w:tc>
+          <w:tcPr>
+            <w:tcW w:type="dxa" w:w="2160"/>
+          </w:tcPr>
+          <w:p>
+            <w:r/>
+            <w:r>
+              <w:rPr>
+                <w:sz w:val="19"/>
+              </w:rPr>
+              <w:t>Dr. Alfred Ang</w:t>
+            </w:r>
+          </w:p>
+        </w:tc>
+      </w:tr>
     </w:tbl>
     <w:p>
       <w:r>
@@ -840,7 +898,7 @@
         </w:rPr>
         <w:t>Course Information</w:t>
         <w:tab/>
-        <w:t>6</w:t>
+        <w:t>7</w:t>
       </w:r>
     </w:p>
     <w:p>
@@ -859,7 +917,7 @@
         </w:rPr>
         <w:t>Learning Outcomes</w:t>
         <w:tab/>
-        <w:t>6</w:t>
+        <w:t>7</w:t>
       </w:r>
     </w:p>
     <w:p>
@@ -878,7 +936,7 @@
         </w:rPr>
         <w:t>Assessment</w:t>
         <w:tab/>
-        <w:t>6</w:t>
+        <w:t>7</w:t>
       </w:r>
     </w:p>
     <w:p>
@@ -897,7 +955,7 @@
         </w:rPr>
         <w:t>Course Schedule</w:t>
         <w:tab/>
-        <w:t>6</w:t>
+        <w:t>7</w:t>
       </w:r>
     </w:p>
     <w:p>
@@ -917,7 +975,7 @@
         </w:rPr>
         <w:t>Day 1 — Hermes Agent (Topic 1) &amp; OpenClaw (Topic 2)</w:t>
         <w:tab/>
-        <w:t>6</w:t>
+        <w:t>7</w:t>
       </w:r>
     </w:p>
     <w:p>
@@ -937,7 +995,7 @@
         </w:rPr>
         <w:t>Day 2 — Paperclip (Topic 3) &amp; Final Assessment</w:t>
         <w:tab/>
-        <w:t>7</w:t>
+        <w:t>8</w:t>
       </w:r>
     </w:p>
     <w:p>
@@ -956,7 +1014,7 @@
         </w:rPr>
         <w:t>Lab Reference (aligned to course topics)</w:t>
         <w:tab/>
-        <w:t>8</w:t>
+        <w:t>9</w:t>
       </w:r>
     </w:p>
     <w:p>

--- a/courseware/LP-Human-AI Workforce with Autonomous AI Agents.docx
+++ b/courseware/LP-Human-AI Workforce with Autonomous AI Agents.docx
@@ -179,7 +179,7 @@
           <w:color w:val="1F6FEB"/>
           <w:sz w:val="24"/>
         </w:rPr>
-        <w:t>Version 1.9</w:t>
+        <w:t>Version 1.10</w:t>
       </w:r>
     </w:p>
     <w:p>
@@ -845,6 +845,64 @@
                 <w:sz w:val="19"/>
               </w:rPr>
               <w:t>Deck curated per trainer review: the bulk masterclass figure imports were removed, keeping nine key figures (Wikipedia history, Agent=Model+Harness, SKILL.md, ClawHub, AgentMail, 10-steps lockdown, HEARTBEAT, autonomic tick, workspace persistence) re-exported at high resolution, with the Topic 2 opening story reordered ahead of Key Concepts. Every CLI step now also shows the natural-language prompt alternative ('Or just ask') across the Hermes and OpenClaw labs, in the deck and Learner Guide.</w:t>
+            </w:r>
+          </w:p>
+        </w:tc>
+        <w:tc>
+          <w:tcPr>
+            <w:tcW w:type="dxa" w:w="2160"/>
+          </w:tcPr>
+          <w:p>
+            <w:r/>
+            <w:r>
+              <w:rPr>
+                <w:sz w:val="19"/>
+              </w:rPr>
+              <w:t>Dr. Alfred Ang</w:t>
+            </w:r>
+          </w:p>
+        </w:tc>
+      </w:tr>
+      <w:tr>
+        <w:tc>
+          <w:tcPr>
+            <w:tcW w:type="dxa" w:w="2160"/>
+          </w:tcPr>
+          <w:p>
+            <w:r/>
+            <w:r>
+              <w:rPr>
+                <w:sz w:val="19"/>
+              </w:rPr>
+              <w:t>1.10</w:t>
+            </w:r>
+          </w:p>
+        </w:tc>
+        <w:tc>
+          <w:tcPr>
+            <w:tcW w:type="dxa" w:w="2160"/>
+          </w:tcPr>
+          <w:p>
+            <w:r/>
+            <w:r>
+              <w:rPr>
+                <w:sz w:val="19"/>
+              </w:rPr>
+              <w:t>16 July 2026</w:t>
+            </w:r>
+          </w:p>
+        </w:tc>
+        <w:tc>
+          <w:tcPr>
+            <w:tcW w:type="dxa" w:w="2160"/>
+          </w:tcPr>
+          <w:p>
+            <w:r/>
+            <w:r>
+              <w:rPr>
+                <w:sz w:val="19"/>
+              </w:rPr>
+              <w:t>PP assessment updated to v4 — evidence screenshots changed to: Task 1 Hermes interacting on Telegram or the multi-agent Kanban board; Task 2 OpenClaw on Telegram or the TUI; Task 3 the Paperclip setup (company, mission, CEO, hired agents) — with Topic 3 lab references refreshed. A 'RAG vs a Standard LLM Assistant' concept slide added to Core Concepts to ground WA Q2. Final PPT/LP/LG/labs/assessment alignment review.</w:t>
             </w:r>
           </w:p>
         </w:tc>

--- a/courseware/LP-Human-AI Workforce with Autonomous AI Agents.docx
+++ b/courseware/LP-Human-AI Workforce with Autonomous AI Agents.docx
@@ -179,7 +179,7 @@
           <w:color w:val="1F6FEB"/>
           <w:sz w:val="24"/>
         </w:rPr>
-        <w:t>Version 1.10</w:t>
+        <w:t>Version 1.11</w:t>
       </w:r>
     </w:p>
     <w:p>
@@ -921,6 +921,64 @@
           </w:p>
         </w:tc>
       </w:tr>
+      <w:tr>
+        <w:tc>
+          <w:tcPr>
+            <w:tcW w:type="dxa" w:w="2160"/>
+          </w:tcPr>
+          <w:p>
+            <w:r/>
+            <w:r>
+              <w:rPr>
+                <w:sz w:val="19"/>
+              </w:rPr>
+              <w:t>1.11</w:t>
+            </w:r>
+          </w:p>
+        </w:tc>
+        <w:tc>
+          <w:tcPr>
+            <w:tcW w:type="dxa" w:w="2160"/>
+          </w:tcPr>
+          <w:p>
+            <w:r/>
+            <w:r>
+              <w:rPr>
+                <w:sz w:val="19"/>
+              </w:rPr>
+              <w:t>16 July 2026</w:t>
+            </w:r>
+          </w:p>
+        </w:tc>
+        <w:tc>
+          <w:tcPr>
+            <w:tcW w:type="dxa" w:w="2160"/>
+          </w:tcPr>
+          <w:p>
+            <w:r/>
+            <w:r>
+              <w:rPr>
+                <w:sz w:val="19"/>
+              </w:rPr>
+              <w:t>Topic 3 company renamed to 'Altera AI Blogs' with the mission re-pointed at publishing AI-related blogs end to end; the core backlog task is now 'Hire the agents to publish the AI-related blogs end to end' and Lab 32's hiring happens explicitly under it; Lab 29 (Adaptor) and Lab 32 descriptions expanded in full; NEW Lab 33 'Routine &amp; Trigger — Publish Daily at 3pm' (33 labs total), verified with a live 'Run now' pipeline test and two live screenshots.</w:t>
+            </w:r>
+          </w:p>
+        </w:tc>
+        <w:tc>
+          <w:tcPr>
+            <w:tcW w:type="dxa" w:w="2160"/>
+          </w:tcPr>
+          <w:p>
+            <w:r/>
+            <w:r>
+              <w:rPr>
+                <w:sz w:val="19"/>
+              </w:rPr>
+              <w:t>Dr. Alfred Ang</w:t>
+            </w:r>
+          </w:p>
+        </w:tc>
+      </w:tr>
     </w:tbl>
     <w:p>
       <w:r>
@@ -956,7 +1014,7 @@
         </w:rPr>
         <w:t>Course Information</w:t>
         <w:tab/>
-        <w:t>7</w:t>
+        <w:t>8</w:t>
       </w:r>
     </w:p>
     <w:p>
@@ -975,7 +1033,7 @@
         </w:rPr>
         <w:t>Learning Outcomes</w:t>
         <w:tab/>
-        <w:t>7</w:t>
+        <w:t>8</w:t>
       </w:r>
     </w:p>
     <w:p>
@@ -994,7 +1052,7 @@
         </w:rPr>
         <w:t>Assessment</w:t>
         <w:tab/>
-        <w:t>7</w:t>
+        <w:t>8</w:t>
       </w:r>
     </w:p>
     <w:p>
@@ -1013,7 +1071,7 @@
         </w:rPr>
         <w:t>Course Schedule</w:t>
         <w:tab/>
-        <w:t>7</w:t>
+        <w:t>8</w:t>
       </w:r>
     </w:p>
     <w:p>
@@ -1033,7 +1091,7 @@
         </w:rPr>
         <w:t>Day 1 — Hermes Agent (Topic 1) &amp; OpenClaw (Topic 2)</w:t>
         <w:tab/>
-        <w:t>7</w:t>
+        <w:t>8</w:t>
       </w:r>
     </w:p>
     <w:p>
@@ -1053,7 +1111,7 @@
         </w:rPr>
         <w:t>Day 2 — Paperclip (Topic 3) &amp; Final Assessment</w:t>
         <w:tab/>
-        <w:t>8</w:t>
+        <w:t>9</w:t>
       </w:r>
     </w:p>
     <w:p>
@@ -1072,7 +1130,7 @@
         </w:rPr>
         <w:t>Lab Reference (aligned to course topics)</w:t>
         <w:tab/>
-        <w:t>9</w:t>
+        <w:t>10</w:t>
       </w:r>
     </w:p>
     <w:p>
@@ -2275,7 +2333,7 @@
                 <w:b/>
                 <w:sz w:val="19"/>
               </w:rPr>
-              <w:t>Topic 3 — Paperclip — Running &amp; Governing a Company of AI Agents: Docker-hosted company of agents (Tertiary AI News Research), model adaptors, the mission, a detailed task backlog, Tavily live search, and hiring behind human approval gates (concepts + demo)</w:t>
+              <w:t>Topic 3 — Paperclip — Running &amp; Governing a Company of AI Agents: Docker-hosted company of agents (Altera AI Blogs), model adaptors, the mission, a detailed task backlog, Tavily live search, hiring behind human approval gates, and a daily publish routine (concepts + demo)</w:t>
             </w:r>
           </w:p>
         </w:tc>
@@ -2428,7 +2486,7 @@
                 <w:b w:val="0"/>
                 <w:sz w:val="19"/>
               </w:rPr>
-              <w:t>Hands-on: Lab 29: Setup Adaptor; Lab 30: Create the Task Backlog; Lab 31: Add the Tavily Search API; Lab 32: Hire the Members Under the Hiring Task</w:t>
+              <w:t>Hands-on: Lab 29: Setup Adaptor; Lab 30: Create the Task Backlog; Lab 31: Add the Tavily Search API; Lab 32: Hire the Members Under the Hiring Task; Lab 33: Routine &amp; Trigger — Publish Daily at 3pm</w:t>
             </w:r>
           </w:p>
         </w:tc>
@@ -2531,7 +2589,7 @@
                 <w:b w:val="0"/>
                 <w:sz w:val="19"/>
               </w:rPr>
-              <w:t>Hands-on: complete and extend Labs 27–32 — run the news desk end-to-end (backlog → Tavily research → briefing review). Course recap and next steps</w:t>
+              <w:t>Hands-on: complete and extend Labs 27–33 — run Altera AI Blogs end-to-end (backlog → Tavily research → publish → daily 3pm routine). Course recap and next steps</w:t>
             </w:r>
           </w:p>
         </w:tc>
@@ -3038,7 +3096,7 @@
                 <w:b w:val="0"/>
                 <w:sz w:val="19"/>
               </w:rPr>
-              <w:t>Lab 27, Lab 28, Lab 29, Lab 30, Lab 31, Lab 32</w:t>
+              <w:t>Lab 27, Lab 28, Lab 29, Lab 30, Lab 31, Lab 32, Lab 33</w:t>
             </w:r>
           </w:p>
         </w:tc>
